--- a/Demo Dokumente/DLP-Demo-Legal-01.docx
+++ b/Demo Dokumente/DLP-Demo-Legal-01.docx
@@ -72,7 +72,7 @@
         <w:spacing w:after="200"/>
       </w:pPr>
       <w:r>
-        <w:t xml:space="preserve">Das Dokument dient ausschließlich der Demonstration der Rechte- und DLP-Wirkung des Labels „Confidential-Legal“ (RMS-Rechte für Legal Team und Leadership, kein Offlinezugriff, Blockierung bei externer Freigabe).</w:t>
+        <w:t>Das Dokument dient ausschließlich der Demonstration der Rechte- und DLP-Wirkung des Labels „Confidential-Legal“ (RMS: Legal Team Vollzugriff, Leadership Bearbeiten; kein Offlinezugriff; Blockierung bei externer Freigabe).</w:t>
       </w:r>
     </w:p>
     <w:p>
@@ -187,7 +187,7 @@
           </w:tcPr>
           <w:p>
             <w:r>
-              <w:t xml:space="preserve">Demo 1, Demo F, Testplan 16.3 (Grady Archie), Demo-Matrix Abschnitt 2.1 Nr. 4 und 2.5 Nr. 21</w:t>
+              <w:t>Label-Freigaben-RMS: Demo 1, Use Cases 1–3 und 12 · DLP-Demos: Demo F, Testplan 16.3, Abschnitt 2.1 Nr. 4</w:t>
             </w:r>
           </w:p>
         </w:tc>
